--- a/Prerequisite.docx
+++ b/Prerequisite.docx
@@ -37,6 +37,44 @@
         </w:rPr>
         <w:t>idealC 2023.3.8 (Be careful, don’t download U - U means ultimate, need pay)</w:t>
       </w:r>
+    </w:p>
+    <w:p>
+      <w:pPr>
+        <w:rPr>
+          <w:rFonts w:hint="default"/>
+          <w:lang w:val="en-US"/>
+        </w:rPr>
+      </w:pPr>
+      <w:r>
+        <w:rPr>
+          <w:rFonts w:hint="default"/>
+          <w:lang w:val="en-US"/>
+        </w:rPr>
+        <w:t>Maven 3.9.6</w:t>
+      </w:r>
+    </w:p>
+    <w:p>
+      <w:pPr>
+        <w:rPr>
+          <w:rFonts w:hint="default"/>
+          <w:lang w:val="en-US"/>
+        </w:rPr>
+      </w:pPr>
+      <w:r>
+        <w:rPr>
+          <w:rFonts w:hint="default"/>
+          <w:lang w:val="en-US"/>
+        </w:rPr>
+        <w:t>java 17.0.12</w:t>
+      </w:r>
+    </w:p>
+    <w:p>
+      <w:pPr>
+        <w:rPr>
+          <w:rFonts w:hint="default"/>
+          <w:lang w:val="en-US"/>
+        </w:rPr>
+      </w:pPr>
     </w:p>
     <w:p>
       <w:pPr>
@@ -164,16 +202,60 @@
           <w:rFonts w:hint="default"/>
           <w:lang w:val="en-US"/>
         </w:rPr>
-        <w:t>After install - create project</w:t>
+        <w:t>Downlaod maven</w:t>
+      </w:r>
+    </w:p>
+    <w:p>
+      <w:pPr>
+        <w:rPr>
+          <w:rFonts w:hint="default"/>
+          <w:lang w:val="en-US"/>
+        </w:rPr>
+      </w:pPr>
+      <w:r>
+        <w:rPr>
+          <w:rFonts w:hint="default"/>
+          <w:lang w:val="en-US"/>
+        </w:rPr>
+        <w:fldChar w:fldCharType="begin"/>
+      </w:r>
+      <w:r>
+        <w:rPr>
+          <w:rFonts w:hint="default"/>
+          <w:lang w:val="en-US"/>
+        </w:rPr>
+        <w:instrText xml:space="preserve"> HYPERLINK "https://repo.maven.apache.org/maven2/org/apache/maven/apache-maven/3.9.6/" </w:instrText>
+      </w:r>
+      <w:r>
+        <w:rPr>
+          <w:rFonts w:hint="default"/>
+          <w:lang w:val="en-US"/>
+        </w:rPr>
+        <w:fldChar w:fldCharType="separate"/>
+      </w:r>
+      <w:r>
+        <w:rPr>
+          <w:rStyle w:val="4"/>
+          <w:rFonts w:hint="default"/>
+          <w:lang w:val="en-US"/>
+        </w:rPr>
+        <w:t>https://repo.maven.apache.org/maven2/org/apache/maven/apache-maven/3.9.6/</w:t>
+      </w:r>
+      <w:r>
+        <w:rPr>
+          <w:rFonts w:hint="default"/>
+          <w:lang w:val="en-US"/>
+        </w:rPr>
+        <w:fldChar w:fldCharType="end"/>
       </w:r>
     </w:p>
     <w:p>
       <w:r>
         <w:drawing>
           <wp:inline distT="0" distB="0" distL="114300" distR="114300">
-            <wp:extent cx="5261610" cy="2589530"/>
-            <wp:effectExtent l="0" t="0" r="15240" b="1270"/>
-            <wp:docPr id="10" name="Picture 10"/>
+            <wp:extent cx="5269865" cy="2540000"/>
+            <wp:effectExtent l="0" t="0" r="6985" b="12700"/>
+            <wp:docPr id="3" name="Picture 3"/>
             <wp:cNvGraphicFramePr>
               <a:graphicFrameLocks xmlns:a="http://schemas.openxmlformats.org/drawingml/2006/main" noChangeAspect="1"/>
             </wp:cNvGraphicFramePr>
@@ -181,13 +263,14 @@
               <a:graphicData uri="http://schemas.openxmlformats.org/drawingml/2006/picture">
                 <pic:pic xmlns:pic="http://schemas.openxmlformats.org/drawingml/2006/picture">
                   <pic:nvPicPr>
-                    <pic:cNvPr id="10" name="Picture 10"/>
+                    <pic:cNvPr id="3" name="Picture 3"/>
                     <pic:cNvPicPr>
                       <a:picLocks noChangeAspect="1"/>
                     </pic:cNvPicPr>
                   </pic:nvPicPr>
                   <pic:blipFill>
                     <a:blip r:embed="rId5"/>
+                    <a:srcRect b="56920"/>
                     <a:stretch>
                       <a:fillRect/>
                     </a:stretch>
@@ -195,7 +278,7 @@
                   <pic:spPr>
                     <a:xfrm>
                       <a:off x="0" y="0"/>
-                      <a:ext cx="5261610" cy="2589530"/>
+                      <a:ext cx="5269865" cy="2540000"/>
                     </a:xfrm>
                     <a:prstGeom prst="rect">
                       <a:avLst/>
@@ -214,12 +297,25 @@
     </w:p>
     <w:p/>
     <w:p>
+      <w:pPr>
+        <w:rPr>
+          <w:rFonts w:hint="default"/>
+          <w:lang w:val="en-US"/>
+        </w:rPr>
+      </w:pPr>
+      <w:r>
+        <w:rPr>
+          <w:rFonts w:hint="default"/>
+          <w:lang w:val="en-US"/>
+        </w:rPr>
+        <w:t>Extract the zip files and setup the environment variable</w:t>
+      </w:r>
       <w:r>
         <w:drawing>
           <wp:inline distT="0" distB="0" distL="114300" distR="114300">
-            <wp:extent cx="5272405" cy="6489065"/>
-            <wp:effectExtent l="0" t="0" r="4445" b="6985"/>
-            <wp:docPr id="14" name="Picture 14"/>
+            <wp:extent cx="4933950" cy="2352675"/>
+            <wp:effectExtent l="0" t="0" r="0" b="9525"/>
+            <wp:docPr id="4" name="Picture 4"/>
             <wp:cNvGraphicFramePr>
               <a:graphicFrameLocks xmlns:a="http://schemas.openxmlformats.org/drawingml/2006/main" noChangeAspect="1"/>
             </wp:cNvGraphicFramePr>
@@ -227,13 +323,14 @@
               <a:graphicData uri="http://schemas.openxmlformats.org/drawingml/2006/picture">
                 <pic:pic xmlns:pic="http://schemas.openxmlformats.org/drawingml/2006/picture">
                   <pic:nvPicPr>
-                    <pic:cNvPr id="14" name="Picture 14"/>
+                    <pic:cNvPr id="4" name="Picture 4"/>
                     <pic:cNvPicPr>
                       <a:picLocks noChangeAspect="1"/>
                     </pic:cNvPicPr>
                   </pic:nvPicPr>
                   <pic:blipFill>
                     <a:blip r:embed="rId6"/>
+                    <a:srcRect b="51089"/>
                     <a:stretch>
                       <a:fillRect/>
                     </a:stretch>
@@ -241,7 +338,7 @@
                   <pic:spPr>
                     <a:xfrm>
                       <a:off x="0" y="0"/>
-                      <a:ext cx="5272405" cy="6489065"/>
+                      <a:ext cx="4933950" cy="2352675"/>
                     </a:xfrm>
                     <a:prstGeom prst="rect">
                       <a:avLst/>
@@ -286,128 +383,82 @@
       <w:pPr>
         <w:rPr>
           <w:rFonts w:hint="default"/>
-          <w:lang w:val="en-US"/>
-        </w:rPr>
-      </w:pPr>
-    </w:p>
-    <w:p>
-      <w:pPr>
-        <w:rPr>
-          <w:rFonts w:hint="default"/>
-          <w:lang w:val="en-US"/>
-        </w:rPr>
-      </w:pPr>
-    </w:p>
-    <w:p>
-      <w:pPr>
-        <w:rPr>
-          <w:rFonts w:hint="default"/>
-          <w:lang w:val="en-US"/>
-        </w:rPr>
-      </w:pPr>
-    </w:p>
-    <w:p>
-      <w:pPr>
-        <w:rPr>
-          <w:rFonts w:hint="default"/>
-          <w:lang w:val="en-US"/>
-        </w:rPr>
-      </w:pPr>
-    </w:p>
-    <w:p>
-      <w:pPr>
-        <w:rPr>
-          <w:rFonts w:hint="default"/>
-          <w:lang w:val="en-US"/>
-        </w:rPr>
-      </w:pPr>
-    </w:p>
-    <w:p>
-      <w:pPr>
-        <w:rPr>
-          <w:rFonts w:hint="default"/>
-          <w:lang w:val="en-US"/>
-        </w:rPr>
-      </w:pPr>
-    </w:p>
-    <w:p>
-      <w:pPr>
-        <w:rPr>
-          <w:rFonts w:hint="default"/>
-          <w:lang w:val="en-US"/>
-        </w:rPr>
-      </w:pPr>
-    </w:p>
-    <w:p>
-      <w:pPr>
-        <w:rPr>
-          <w:rFonts w:hint="default"/>
-          <w:lang w:val="en-US"/>
-        </w:rPr>
-      </w:pPr>
-    </w:p>
-    <w:p>
-      <w:pPr>
-        <w:rPr>
-          <w:rFonts w:hint="default"/>
-          <w:lang w:val="en-US"/>
-        </w:rPr>
-      </w:pPr>
-    </w:p>
-    <w:p>
-      <w:pPr>
-        <w:rPr>
-          <w:rFonts w:hint="default"/>
-          <w:lang w:val="en-US"/>
-        </w:rPr>
-      </w:pPr>
-    </w:p>
-    <w:p>
-      <w:pPr>
-        <w:rPr>
-          <w:rFonts w:hint="default"/>
-          <w:lang w:val="en-US"/>
-        </w:rPr>
-      </w:pPr>
-    </w:p>
-    <w:p>
-      <w:pPr>
-        <w:rPr>
-          <w:rFonts w:hint="default"/>
-          <w:lang w:val="en-US"/>
-        </w:rPr>
-      </w:pPr>
-    </w:p>
-    <w:p>
-      <w:pPr>
-        <w:rPr>
-          <w:rFonts w:hint="default"/>
-          <w:lang w:val="en-US"/>
-        </w:rPr>
-      </w:pPr>
-      <w:bookmarkStart w:id="0" w:name="_GoBack"/>
-      <w:bookmarkEnd w:id="0"/>
-      <w:r>
-        <w:rPr>
-          <w:rFonts w:hint="default"/>
-          <w:lang w:val="en-US"/>
-        </w:rPr>
-        <w:t>Test run</w:t>
-      </w:r>
-    </w:p>
-    <w:p>
-      <w:pPr>
-        <w:rPr>
-          <w:rFonts w:hint="default"/>
-          <w:lang w:val="en-US"/>
-        </w:rPr>
-      </w:pPr>
+          <w:b/>
+          <w:bCs/>
+          <w:u w:val="single"/>
+          <w:lang w:val="en-US"/>
+        </w:rPr>
+      </w:pPr>
+      <w:r>
+        <w:rPr>
+          <w:rFonts w:hint="default"/>
+          <w:b/>
+          <w:bCs/>
+          <w:u w:val="single"/>
+          <w:lang w:val="en-US"/>
+        </w:rPr>
+        <w:t>Download java</w:t>
+      </w:r>
+    </w:p>
+    <w:p>
+      <w:pPr>
+        <w:rPr>
+          <w:rFonts w:hint="default"/>
+          <w:lang w:val="en-US"/>
+        </w:rPr>
+      </w:pPr>
+      <w:r>
+        <w:rPr>
+          <w:rFonts w:hint="default"/>
+          <w:lang w:val="en-US"/>
+        </w:rPr>
+        <w:fldChar w:fldCharType="begin"/>
+      </w:r>
+      <w:r>
+        <w:rPr>
+          <w:rFonts w:hint="default"/>
+          <w:lang w:val="en-US"/>
+        </w:rPr>
+        <w:instrText xml:space="preserve"> HYPERLINK "https://www.oracle.com/java/technologies/javase/jdk17-archive-downloads.html" </w:instrText>
+      </w:r>
+      <w:r>
+        <w:rPr>
+          <w:rFonts w:hint="default"/>
+          <w:lang w:val="en-US"/>
+        </w:rPr>
+        <w:fldChar w:fldCharType="separate"/>
+      </w:r>
+      <w:r>
+        <w:rPr>
+          <w:rStyle w:val="4"/>
+          <w:rFonts w:hint="default"/>
+          <w:lang w:val="en-US"/>
+        </w:rPr>
+        <w:t>https://www.oracle.com/java/technologies/javase/jdk17-archive-downloads.html</w:t>
+      </w:r>
+      <w:r>
+        <w:rPr>
+          <w:rFonts w:hint="default"/>
+          <w:lang w:val="en-US"/>
+        </w:rPr>
+        <w:fldChar w:fldCharType="end"/>
+      </w:r>
+    </w:p>
+    <w:p>
+      <w:pPr>
+        <w:rPr>
+          <w:rFonts w:hint="default"/>
+          <w:lang w:val="en-US"/>
+        </w:rPr>
+      </w:pPr>
+    </w:p>
+    <w:p>
       <w:r>
         <w:drawing>
           <wp:inline distT="0" distB="0" distL="114300" distR="114300">
-            <wp:extent cx="5261610" cy="2592070"/>
-            <wp:effectExtent l="0" t="0" r="15240" b="17780"/>
-            <wp:docPr id="15" name="Picture 15"/>
+            <wp:extent cx="5264785" cy="1613535"/>
+            <wp:effectExtent l="0" t="0" r="12065" b="5715"/>
+            <wp:docPr id="7" name="Picture 7"/>
             <wp:cNvGraphicFramePr>
               <a:graphicFrameLocks xmlns:a="http://schemas.openxmlformats.org/drawingml/2006/main" noChangeAspect="1"/>
             </wp:cNvGraphicFramePr>
@@ -415,7 +466,7 @@
               <a:graphicData uri="http://schemas.openxmlformats.org/drawingml/2006/picture">
                 <pic:pic xmlns:pic="http://schemas.openxmlformats.org/drawingml/2006/picture">
                   <pic:nvPicPr>
-                    <pic:cNvPr id="15" name="Picture 15"/>
+                    <pic:cNvPr id="7" name="Picture 7"/>
                     <pic:cNvPicPr>
                       <a:picLocks noChangeAspect="1"/>
                     </pic:cNvPicPr>
@@ -429,7 +480,7 @@
                   <pic:spPr>
                     <a:xfrm>
                       <a:off x="0" y="0"/>
-                      <a:ext cx="5261610" cy="2592070"/>
+                      <a:ext cx="5264785" cy="1613535"/>
                     </a:xfrm>
                     <a:prstGeom prst="rect">
                       <a:avLst/>
@@ -445,6 +496,93 @@
           </wp:inline>
         </w:drawing>
       </w:r>
+    </w:p>
+    <w:p/>
+    <w:p>
+      <w:pPr>
+        <w:rPr>
+          <w:rFonts w:hint="default"/>
+          <w:lang w:val="en-US"/>
+        </w:rPr>
+      </w:pPr>
+      <w:r>
+        <w:rPr>
+          <w:rFonts w:hint="default"/>
+          <w:lang w:val="en-US"/>
+        </w:rPr>
+        <w:t>Setup JAVA_HOME on environmnt variable(without this step, maven might have issue)</w:t>
+      </w:r>
+    </w:p>
+    <w:p>
+      <w:r>
+        <w:drawing>
+          <wp:inline distT="0" distB="0" distL="114300" distR="114300">
+            <wp:extent cx="5271135" cy="2564130"/>
+            <wp:effectExtent l="0" t="0" r="5715" b="7620"/>
+            <wp:docPr id="9" name="Picture 9"/>
+            <wp:cNvGraphicFramePr>
+              <a:graphicFrameLocks xmlns:a="http://schemas.openxmlformats.org/drawingml/2006/main" noChangeAspect="1"/>
+            </wp:cNvGraphicFramePr>
+            <a:graphic xmlns:a="http://schemas.openxmlformats.org/drawingml/2006/main">
+              <a:graphicData uri="http://schemas.openxmlformats.org/drawingml/2006/picture">
+                <pic:pic xmlns:pic="http://schemas.openxmlformats.org/drawingml/2006/picture">
+                  <pic:nvPicPr>
+                    <pic:cNvPr id="9" name="Picture 9"/>
+                    <pic:cNvPicPr>
+                      <a:picLocks noChangeAspect="1"/>
+                    </pic:cNvPicPr>
+                  </pic:nvPicPr>
+                  <pic:blipFill>
+                    <a:blip r:embed="rId8"/>
+                    <a:stretch>
+                      <a:fillRect/>
+                    </a:stretch>
+                  </pic:blipFill>
+                  <pic:spPr>
+                    <a:xfrm>
+                      <a:off x="0" y="0"/>
+                      <a:ext cx="5271135" cy="2564130"/>
+                    </a:xfrm>
+                    <a:prstGeom prst="rect">
+                      <a:avLst/>
+                    </a:prstGeom>
+                    <a:noFill/>
+                    <a:ln>
+                      <a:noFill/>
+                    </a:ln>
+                  </pic:spPr>
+                </pic:pic>
+              </a:graphicData>
+            </a:graphic>
+          </wp:inline>
+        </w:drawing>
+      </w:r>
+    </w:p>
+    <w:p/>
+    <w:p>
+      <w:pPr>
+        <w:rPr>
+          <w:rFonts w:hint="default"/>
+          <w:lang w:val="en-US"/>
+        </w:rPr>
+      </w:pPr>
+      <w:r>
+        <w:rPr>
+          <w:rFonts w:hint="default"/>
+          <w:lang w:val="en-US"/>
+        </w:rPr>
+        <w:t>Then, can use my git to startup https://github.com/ForwardToSky/code-everyday</w:t>
+      </w:r>
+    </w:p>
+    <w:p>
+      <w:pPr>
+        <w:rPr>
+          <w:rFonts w:hint="default"/>
+          <w:lang w:val="en-US"/>
+        </w:rPr>
+      </w:pPr>
+      <w:bookmarkStart w:id="0" w:name="_GoBack"/>
+      <w:bookmarkEnd w:id="0"/>
     </w:p>
     <w:sectPr>
       <w:pgSz w:w="11906" w:h="16838"/>

--- a/Prerequisite.docx
+++ b/Prerequisite.docx
@@ -573,16 +573,16 @@
         </w:rPr>
         <w:t>Then, can use my git to startup https://github.com/ForwardToSky/code-everyday</w:t>
       </w:r>
-    </w:p>
-    <w:p>
-      <w:pPr>
-        <w:rPr>
-          <w:rFonts w:hint="default"/>
-          <w:lang w:val="en-US"/>
-        </w:rPr>
-      </w:pPr>
       <w:bookmarkStart w:id="0" w:name="_GoBack"/>
       <w:bookmarkEnd w:id="0"/>
+    </w:p>
+    <w:p>
+      <w:pPr>
+        <w:rPr>
+          <w:rFonts w:hint="default"/>
+          <w:lang w:val="en-US"/>
+        </w:rPr>
+      </w:pPr>
     </w:p>
     <w:sectPr>
       <w:pgSz w:w="11906" w:h="16838"/>
